--- a/docs/Next_Owner_Market_Seller_Terms.docx
+++ b/docs/Next_Owner_Market_Seller_Terms.docx
@@ -141,7 +141,7 @@
         <w:pStyle w:val="Compact"/>
       </w:pPr>
       <w:r>
-        <w:t xml:space="preserve">New sellers may list up to 5 items ($500 total) until 3 sales are completed. Free accounts may keep 10 live listings; Pro accounts are unlimited.</w:t>
+        <w:t xml:space="preserve">Free accounts may keep 10 live listings. Paying members (Pro and Power Seller) have no listing limit. (The old new-seller limit of 5 items and $500 until 3 sales was removed Oct 3, 2026.) Pro accounts are unlimited.</w:t>
       </w:r>
     </w:p>
     <w:p>
